--- a/data/reports/Report_2026-05-13.docx
+++ b/data/reports/Report_2026-05-13.docx
@@ -12,12 +12,12 @@
     </w:p>
     <w:p>
       <w:r>
-        <w:t>Timestamp: 2026-05-13T05:37:49Z</w:t>
+        <w:t>Timestamp: 2026-05-13T05:38:47Z</w:t>
       </w:r>
     </w:p>
     <w:p>
       <w:r>
-        <w:t xml:space="preserve">Quote of the Day: Life is a long lesson in humility. </w:t>
+        <w:t>Quote of the Day: Go confidently in the direction of your dreams! Live the life you've imagined.</w:t>
       </w:r>
     </w:p>
     <w:p>
